--- a/DBProject_8728_2194/שלב ה/הוראות כניסה והפעלה.docx
+++ b/DBProject_8728_2194/שלב ה/הוראות כניסה והפעלה.docx
@@ -46,6 +46,579 @@
     <w:p>
       <w:pPr>
         <w:spacing w:after="0" w:line="240" w:lineRule="auto"/>
+        <w:outlineLvl w:val="0"/>
+        <w:rPr>
+          <w:rFonts w:ascii="Arial" w:eastAsia="Times New Roman" w:hAnsi="Arial" w:cs="Arial"/>
+          <w:b/>
+          <w:bCs/>
+          <w:color w:val="1F1F1F"/>
+          <w:kern w:val="36"/>
+          <w:sz w:val="48"/>
+          <w:szCs w:val="48"/>
+          <w:rtl/>
+        </w:rPr>
+      </w:pPr>
+    </w:p>
+    <w:p>
+      <w:pPr>
+        <w:spacing w:after="0" w:line="240" w:lineRule="auto"/>
+        <w:outlineLvl w:val="0"/>
+        <w:rPr>
+          <w:rFonts w:ascii="Arial" w:eastAsia="Times New Roman" w:hAnsi="Arial" w:cs="Arial"/>
+          <w:b/>
+          <w:bCs/>
+          <w:color w:val="1F1F1F"/>
+          <w:kern w:val="36"/>
+          <w:sz w:val="28"/>
+          <w:szCs w:val="28"/>
+          <w:rtl/>
+        </w:rPr>
+      </w:pPr>
+      <w:r>
+        <w:rPr>
+          <w:rFonts w:ascii="Arial" w:eastAsia="Times New Roman" w:hAnsi="Arial" w:cs="Arial"/>
+          <w:b/>
+          <w:bCs/>
+          <w:color w:val="1F1F1F"/>
+          <w:kern w:val="36"/>
+          <w:sz w:val="28"/>
+          <w:szCs w:val="28"/>
+          <w:rtl/>
+        </w:rPr>
+        <w:t>## הרצת הפרויקט</w:t>
+      </w:r>
+    </w:p>
+    <w:p>
+      <w:pPr>
+        <w:spacing w:after="0" w:line="240" w:lineRule="auto"/>
+        <w:outlineLvl w:val="0"/>
+        <w:rPr>
+          <w:rFonts w:ascii="Arial" w:eastAsia="Times New Roman" w:hAnsi="Arial" w:cs="Arial"/>
+          <w:color w:val="1F1F1F"/>
+          <w:kern w:val="36"/>
+          <w:sz w:val="28"/>
+          <w:szCs w:val="28"/>
+          <w:rtl/>
+        </w:rPr>
+      </w:pPr>
+      <w:r>
+        <w:rPr>
+          <w:rFonts w:ascii="Arial" w:eastAsia="Times New Roman" w:hAnsi="Arial" w:cs="Arial"/>
+          <w:color w:val="1F1F1F"/>
+          <w:kern w:val="36"/>
+          <w:sz w:val="28"/>
+          <w:szCs w:val="28"/>
+          <w:rtl/>
+        </w:rPr>
+        <w:t>הפרויקט משתמש ב-</w:t>
+      </w:r>
+      <w:r>
+        <w:rPr>
+          <w:rFonts w:ascii="Arial" w:eastAsia="Times New Roman" w:hAnsi="Arial" w:cs="Arial"/>
+          <w:color w:val="1F1F1F"/>
+          <w:kern w:val="36"/>
+          <w:sz w:val="28"/>
+          <w:szCs w:val="28"/>
+        </w:rPr>
+        <w:t>Docker</w:t>
+      </w:r>
+      <w:r>
+        <w:rPr>
+          <w:rFonts w:ascii="Arial" w:eastAsia="Times New Roman" w:hAnsi="Arial" w:cs="Arial"/>
+          <w:color w:val="1F1F1F"/>
+          <w:kern w:val="36"/>
+          <w:sz w:val="28"/>
+          <w:szCs w:val="28"/>
+          <w:rtl/>
+        </w:rPr>
+        <w:t xml:space="preserve"> להרצת בסיס הנתונים (</w:t>
+      </w:r>
+      <w:r>
+        <w:rPr>
+          <w:rFonts w:ascii="Arial" w:eastAsia="Times New Roman" w:hAnsi="Arial" w:cs="Arial"/>
+          <w:color w:val="1F1F1F"/>
+          <w:kern w:val="36"/>
+          <w:sz w:val="28"/>
+          <w:szCs w:val="28"/>
+        </w:rPr>
+        <w:t>PostgreSQL</w:t>
+      </w:r>
+      <w:r>
+        <w:rPr>
+          <w:rFonts w:ascii="Arial" w:eastAsia="Times New Roman" w:hAnsi="Arial" w:cs="Arial"/>
+          <w:color w:val="1F1F1F"/>
+          <w:kern w:val="36"/>
+          <w:sz w:val="28"/>
+          <w:szCs w:val="28"/>
+          <w:rtl/>
+        </w:rPr>
+        <w:t xml:space="preserve"> ו-</w:t>
+      </w:r>
+      <w:r>
+        <w:rPr>
+          <w:rFonts w:ascii="Arial" w:eastAsia="Times New Roman" w:hAnsi="Arial" w:cs="Arial"/>
+          <w:color w:val="1F1F1F"/>
+          <w:kern w:val="36"/>
+          <w:sz w:val="28"/>
+          <w:szCs w:val="28"/>
+        </w:rPr>
+        <w:t>pgAdmin</w:t>
+      </w:r>
+      <w:r>
+        <w:rPr>
+          <w:rFonts w:ascii="Arial" w:eastAsia="Times New Roman" w:hAnsi="Arial" w:cs="Arial"/>
+          <w:color w:val="1F1F1F"/>
+          <w:kern w:val="36"/>
+          <w:sz w:val="28"/>
+          <w:szCs w:val="28"/>
+          <w:rtl/>
+        </w:rPr>
+        <w:t>).</w:t>
+      </w:r>
+    </w:p>
+    <w:p>
+      <w:pPr>
+        <w:spacing w:after="0" w:line="240" w:lineRule="auto"/>
+        <w:outlineLvl w:val="0"/>
+        <w:rPr>
+          <w:rFonts w:ascii="Arial" w:eastAsia="Times New Roman" w:hAnsi="Arial" w:cs="Arial"/>
+          <w:b/>
+          <w:bCs/>
+          <w:color w:val="1F1F1F"/>
+          <w:kern w:val="36"/>
+          <w:sz w:val="28"/>
+          <w:szCs w:val="28"/>
+          <w:rtl/>
+        </w:rPr>
+      </w:pPr>
+    </w:p>
+    <w:p>
+      <w:pPr>
+        <w:spacing w:after="0" w:line="240" w:lineRule="auto"/>
+        <w:outlineLvl w:val="0"/>
+        <w:rPr>
+          <w:rFonts w:ascii="Arial" w:eastAsia="Times New Roman" w:hAnsi="Arial" w:cs="Arial"/>
+          <w:b/>
+          <w:bCs/>
+          <w:color w:val="1F1F1F"/>
+          <w:kern w:val="36"/>
+          <w:sz w:val="28"/>
+          <w:szCs w:val="28"/>
+          <w:rtl/>
+        </w:rPr>
+      </w:pPr>
+      <w:r>
+        <w:rPr>
+          <w:rFonts w:ascii="Arial" w:eastAsia="Times New Roman" w:hAnsi="Arial" w:cs="Arial"/>
+          <w:b/>
+          <w:bCs/>
+          <w:color w:val="1F1F1F"/>
+          <w:kern w:val="36"/>
+          <w:sz w:val="28"/>
+          <w:szCs w:val="28"/>
+          <w:rtl/>
+        </w:rPr>
+        <w:t>### שלבי הרצה:</w:t>
+      </w:r>
+    </w:p>
+    <w:p>
+      <w:pPr>
+        <w:spacing w:after="0" w:line="240" w:lineRule="auto"/>
+        <w:outlineLvl w:val="0"/>
+        <w:rPr>
+          <w:rFonts w:ascii="Arial" w:eastAsia="Times New Roman" w:hAnsi="Arial" w:cs="Arial"/>
+          <w:color w:val="1F1F1F"/>
+          <w:kern w:val="36"/>
+          <w:sz w:val="28"/>
+          <w:szCs w:val="28"/>
+          <w:rtl/>
+        </w:rPr>
+      </w:pPr>
+      <w:r>
+        <w:rPr>
+          <w:rFonts w:ascii="Arial" w:eastAsia="Times New Roman" w:hAnsi="Arial" w:cs="Arial"/>
+          <w:color w:val="1F1F1F"/>
+          <w:kern w:val="36"/>
+          <w:sz w:val="28"/>
+          <w:szCs w:val="28"/>
+          <w:rtl/>
+        </w:rPr>
+        <w:t>1. ודאו ש-</w:t>
+      </w:r>
+      <w:r>
+        <w:rPr>
+          <w:rFonts w:ascii="Arial" w:eastAsia="Times New Roman" w:hAnsi="Arial" w:cs="Arial"/>
+          <w:color w:val="1F1F1F"/>
+          <w:kern w:val="36"/>
+          <w:sz w:val="28"/>
+          <w:szCs w:val="28"/>
+        </w:rPr>
+        <w:t>Docker Desktop</w:t>
+      </w:r>
+      <w:r>
+        <w:rPr>
+          <w:rFonts w:ascii="Arial" w:eastAsia="Times New Roman" w:hAnsi="Arial" w:cs="Arial"/>
+          <w:color w:val="1F1F1F"/>
+          <w:kern w:val="36"/>
+          <w:sz w:val="28"/>
+          <w:szCs w:val="28"/>
+          <w:rtl/>
+        </w:rPr>
+        <w:t xml:space="preserve"> פתוח.</w:t>
+      </w:r>
+    </w:p>
+    <w:p>
+      <w:pPr>
+        <w:spacing w:after="0" w:line="240" w:lineRule="auto"/>
+        <w:outlineLvl w:val="0"/>
+        <w:rPr>
+          <w:rFonts w:ascii="Arial" w:eastAsia="Times New Roman" w:hAnsi="Arial" w:cs="Arial"/>
+          <w:color w:val="1F1F1F"/>
+          <w:kern w:val="36"/>
+          <w:sz w:val="28"/>
+          <w:szCs w:val="28"/>
+          <w:rtl/>
+        </w:rPr>
+      </w:pPr>
+      <w:r>
+        <w:rPr>
+          <w:rFonts w:ascii="Arial" w:eastAsia="Times New Roman" w:hAnsi="Arial" w:cs="Arial"/>
+          <w:color w:val="1F1F1F"/>
+          <w:kern w:val="36"/>
+          <w:sz w:val="28"/>
+          <w:szCs w:val="28"/>
+          <w:rtl/>
+        </w:rPr>
+        <w:t>2. הריצו בטרמינל: `</w:t>
+      </w:r>
+      <w:r>
+        <w:rPr>
+          <w:rFonts w:ascii="Arial" w:eastAsia="Times New Roman" w:hAnsi="Arial" w:cs="Arial"/>
+          <w:color w:val="1F1F1F"/>
+          <w:kern w:val="36"/>
+          <w:sz w:val="28"/>
+          <w:szCs w:val="28"/>
+        </w:rPr>
+        <w:t>docker-compose up -d</w:t>
+      </w:r>
+      <w:r>
+        <w:rPr>
+          <w:rFonts w:ascii="Arial" w:eastAsia="Times New Roman" w:hAnsi="Arial" w:cs="Arial"/>
+          <w:color w:val="1F1F1F"/>
+          <w:kern w:val="36"/>
+          <w:sz w:val="28"/>
+          <w:szCs w:val="28"/>
+          <w:rtl/>
+        </w:rPr>
+        <w:t>`</w:t>
+      </w:r>
+    </w:p>
+    <w:p>
+      <w:pPr>
+        <w:spacing w:after="0" w:line="240" w:lineRule="auto"/>
+        <w:outlineLvl w:val="0"/>
+        <w:rPr>
+          <w:rFonts w:ascii="Arial" w:eastAsia="Times New Roman" w:hAnsi="Arial" w:cs="Arial"/>
+          <w:color w:val="1F1F1F"/>
+          <w:kern w:val="36"/>
+          <w:sz w:val="28"/>
+          <w:szCs w:val="28"/>
+          <w:rtl/>
+        </w:rPr>
+      </w:pPr>
+      <w:r>
+        <w:rPr>
+          <w:rFonts w:ascii="Arial" w:eastAsia="Times New Roman" w:hAnsi="Arial" w:cs="Arial"/>
+          <w:color w:val="1F1F1F"/>
+          <w:kern w:val="36"/>
+          <w:sz w:val="28"/>
+          <w:szCs w:val="28"/>
+          <w:rtl/>
+        </w:rPr>
+        <w:t>3. לאחר מכן, הריצו את האפליקציה ישירות דרך ה-</w:t>
+      </w:r>
+      <w:r>
+        <w:rPr>
+          <w:rFonts w:ascii="Arial" w:eastAsia="Times New Roman" w:hAnsi="Arial" w:cs="Arial"/>
+          <w:color w:val="1F1F1F"/>
+          <w:kern w:val="36"/>
+          <w:sz w:val="28"/>
+          <w:szCs w:val="28"/>
+        </w:rPr>
+        <w:t>IDE</w:t>
+      </w:r>
+      <w:r>
+        <w:rPr>
+          <w:rFonts w:ascii="Arial" w:eastAsia="Times New Roman" w:hAnsi="Arial" w:cs="Arial"/>
+          <w:color w:val="1F1F1F"/>
+          <w:kern w:val="36"/>
+          <w:sz w:val="28"/>
+          <w:szCs w:val="28"/>
+          <w:rtl/>
+        </w:rPr>
+        <w:t xml:space="preserve"> (למשל </w:t>
+      </w:r>
+      <w:r>
+        <w:rPr>
+          <w:rFonts w:ascii="Arial" w:eastAsia="Times New Roman" w:hAnsi="Arial" w:cs="Arial"/>
+          <w:color w:val="1F1F1F"/>
+          <w:kern w:val="36"/>
+          <w:sz w:val="28"/>
+          <w:szCs w:val="28"/>
+        </w:rPr>
+        <w:t>VS Code</w:t>
+      </w:r>
+      <w:r>
+        <w:rPr>
+          <w:rFonts w:ascii="Arial" w:eastAsia="Times New Roman" w:hAnsi="Arial" w:cs="Arial"/>
+          <w:color w:val="1F1F1F"/>
+          <w:kern w:val="36"/>
+          <w:sz w:val="28"/>
+          <w:szCs w:val="28"/>
+          <w:rtl/>
+        </w:rPr>
+        <w:t xml:space="preserve">) על ידי הרצת הקובץ: </w:t>
+      </w:r>
+    </w:p>
+    <w:p>
+      <w:pPr>
+        <w:spacing w:after="0" w:line="240" w:lineRule="auto"/>
+        <w:outlineLvl w:val="0"/>
+        <w:rPr>
+          <w:rFonts w:ascii="Arial" w:eastAsia="Times New Roman" w:hAnsi="Arial" w:cs="Arial"/>
+          <w:color w:val="1F1F1F"/>
+          <w:kern w:val="36"/>
+          <w:sz w:val="28"/>
+          <w:szCs w:val="28"/>
+          <w:rtl/>
+        </w:rPr>
+      </w:pPr>
+      <w:r>
+        <w:rPr>
+          <w:rFonts w:ascii="Arial" w:eastAsia="Times New Roman" w:hAnsi="Arial" w:cs="Arial"/>
+          <w:color w:val="1F1F1F"/>
+          <w:kern w:val="36"/>
+          <w:sz w:val="28"/>
+          <w:szCs w:val="28"/>
+          <w:rtl/>
+        </w:rPr>
+        <w:t xml:space="preserve">   `</w:t>
+      </w:r>
+      <w:r>
+        <w:rPr>
+          <w:rFonts w:ascii="Arial" w:eastAsia="Times New Roman" w:hAnsi="Arial" w:cs="Arial"/>
+          <w:color w:val="1F1F1F"/>
+          <w:kern w:val="36"/>
+          <w:sz w:val="28"/>
+          <w:szCs w:val="28"/>
+        </w:rPr>
+        <w:t>DBProject_8728_2194</w:t>
+      </w:r>
+      <w:r>
+        <w:rPr>
+          <w:rFonts w:ascii="Arial" w:eastAsia="Times New Roman" w:hAnsi="Arial" w:cs="Arial"/>
+          <w:color w:val="1F1F1F"/>
+          <w:kern w:val="36"/>
+          <w:sz w:val="28"/>
+          <w:szCs w:val="28"/>
+          <w:rtl/>
+        </w:rPr>
+        <w:t xml:space="preserve">/שלב </w:t>
+      </w:r>
+      <w:r>
+        <w:rPr>
+          <w:rFonts w:ascii="Arial" w:eastAsia="Times New Roman" w:hAnsi="Arial" w:cs="Arial" w:hint="cs"/>
+          <w:color w:val="1F1F1F"/>
+          <w:kern w:val="36"/>
+          <w:sz w:val="28"/>
+          <w:szCs w:val="28"/>
+          <w:rtl/>
+        </w:rPr>
+        <w:t>ה</w:t>
+      </w:r>
+      <w:r>
+        <w:rPr>
+          <w:rFonts w:ascii="Arial" w:eastAsia="Times New Roman" w:hAnsi="Arial" w:cs="Arial"/>
+          <w:color w:val="1F1F1F"/>
+          <w:kern w:val="36"/>
+          <w:sz w:val="28"/>
+          <w:szCs w:val="28"/>
+          <w:rtl/>
+        </w:rPr>
+        <w:t>/קוד/</w:t>
+      </w:r>
+      <w:r>
+        <w:rPr>
+          <w:rFonts w:ascii="Arial" w:eastAsia="Times New Roman" w:hAnsi="Arial" w:cs="Arial"/>
+          <w:color w:val="1F1F1F"/>
+          <w:kern w:val="36"/>
+          <w:sz w:val="28"/>
+          <w:szCs w:val="28"/>
+        </w:rPr>
+        <w:t>main.py</w:t>
+      </w:r>
+      <w:r>
+        <w:rPr>
+          <w:rFonts w:ascii="Arial" w:eastAsia="Times New Roman" w:hAnsi="Arial" w:cs="Arial"/>
+          <w:color w:val="1F1F1F"/>
+          <w:kern w:val="36"/>
+          <w:sz w:val="28"/>
+          <w:szCs w:val="28"/>
+          <w:rtl/>
+        </w:rPr>
+        <w:t>`</w:t>
+      </w:r>
+    </w:p>
+    <w:p>
+      <w:pPr>
+        <w:spacing w:after="0" w:line="240" w:lineRule="auto"/>
+        <w:outlineLvl w:val="0"/>
+        <w:rPr>
+          <w:rFonts w:ascii="Arial" w:eastAsia="Times New Roman" w:hAnsi="Arial" w:cs="Arial"/>
+          <w:b/>
+          <w:bCs/>
+          <w:color w:val="1F1F1F"/>
+          <w:kern w:val="36"/>
+          <w:sz w:val="28"/>
+          <w:szCs w:val="28"/>
+          <w:rtl/>
+        </w:rPr>
+      </w:pPr>
+    </w:p>
+    <w:p>
+      <w:pPr>
+        <w:spacing w:after="0" w:line="240" w:lineRule="auto"/>
+        <w:outlineLvl w:val="0"/>
+        <w:rPr>
+          <w:rFonts w:ascii="Arial" w:eastAsia="Times New Roman" w:hAnsi="Arial" w:cs="Arial"/>
+          <w:b/>
+          <w:bCs/>
+          <w:color w:val="1F1F1F"/>
+          <w:kern w:val="36"/>
+          <w:sz w:val="28"/>
+          <w:szCs w:val="28"/>
+          <w:rtl/>
+        </w:rPr>
+      </w:pPr>
+      <w:r>
+        <w:rPr>
+          <w:rFonts w:ascii="Arial" w:eastAsia="Times New Roman" w:hAnsi="Arial" w:cs="Arial"/>
+          <w:b/>
+          <w:bCs/>
+          <w:color w:val="1F1F1F"/>
+          <w:kern w:val="36"/>
+          <w:sz w:val="28"/>
+          <w:szCs w:val="28"/>
+          <w:rtl/>
+        </w:rPr>
+        <w:t>*הערה: ה-</w:t>
+      </w:r>
+      <w:r>
+        <w:rPr>
+          <w:rFonts w:ascii="Arial" w:eastAsia="Times New Roman" w:hAnsi="Arial" w:cs="Arial"/>
+          <w:b/>
+          <w:bCs/>
+          <w:color w:val="1F1F1F"/>
+          <w:kern w:val="36"/>
+          <w:sz w:val="28"/>
+          <w:szCs w:val="28"/>
+        </w:rPr>
+        <w:t>DB</w:t>
+      </w:r>
+      <w:r>
+        <w:rPr>
+          <w:rFonts w:ascii="Arial" w:eastAsia="Times New Roman" w:hAnsi="Arial" w:cs="Arial"/>
+          <w:b/>
+          <w:bCs/>
+          <w:color w:val="1F1F1F"/>
+          <w:kern w:val="36"/>
+          <w:sz w:val="28"/>
+          <w:szCs w:val="28"/>
+          <w:rtl/>
+        </w:rPr>
+        <w:t xml:space="preserve"> יעלה אוטומטית בכל הרצה של הדוקר.*</w:t>
+      </w:r>
+    </w:p>
+    <w:p>
+      <w:pPr>
+        <w:spacing w:after="0" w:line="240" w:lineRule="auto"/>
+        <w:outlineLvl w:val="0"/>
+        <w:rPr>
+          <w:rFonts w:ascii="Arial" w:eastAsia="Times New Roman" w:hAnsi="Arial" w:cs="Arial"/>
+          <w:b/>
+          <w:bCs/>
+          <w:color w:val="1F1F1F"/>
+          <w:kern w:val="36"/>
+          <w:sz w:val="28"/>
+          <w:szCs w:val="28"/>
+          <w:rtl/>
+        </w:rPr>
+      </w:pPr>
+    </w:p>
+    <w:p>
+      <w:pPr>
+        <w:spacing w:after="0" w:line="240" w:lineRule="auto"/>
+        <w:outlineLvl w:val="0"/>
+        <w:rPr>
+          <w:rFonts w:ascii="Arial" w:eastAsia="Times New Roman" w:hAnsi="Arial" w:cs="Arial"/>
+          <w:b/>
+          <w:bCs/>
+          <w:color w:val="1F1F1F"/>
+          <w:kern w:val="36"/>
+          <w:sz w:val="28"/>
+          <w:szCs w:val="28"/>
+          <w:rtl/>
+        </w:rPr>
+      </w:pPr>
+    </w:p>
+    <w:p>
+      <w:pPr>
+        <w:spacing w:after="0" w:line="240" w:lineRule="auto"/>
+        <w:outlineLvl w:val="0"/>
+        <w:rPr>
+          <w:rFonts w:ascii="Arial" w:eastAsia="Times New Roman" w:hAnsi="Arial" w:cs="Arial"/>
+          <w:b/>
+          <w:bCs/>
+          <w:color w:val="1F1F1F"/>
+          <w:kern w:val="36"/>
+          <w:sz w:val="28"/>
+          <w:szCs w:val="28"/>
+          <w:rtl/>
+        </w:rPr>
+      </w:pPr>
+    </w:p>
+    <w:p>
+      <w:pPr>
+        <w:spacing w:after="0" w:line="240" w:lineRule="auto"/>
+        <w:outlineLvl w:val="0"/>
+        <w:rPr>
+          <w:rFonts w:ascii="Arial" w:eastAsia="Times New Roman" w:hAnsi="Arial" w:cs="Arial"/>
+          <w:b/>
+          <w:bCs/>
+          <w:color w:val="1F1F1F"/>
+          <w:kern w:val="36"/>
+          <w:sz w:val="28"/>
+          <w:szCs w:val="28"/>
+          <w:rtl/>
+        </w:rPr>
+      </w:pPr>
+      <w:r>
+        <w:rPr>
+          <w:rFonts w:ascii="Arial" w:eastAsia="Times New Roman" w:hAnsi="Arial" w:cs="Arial" w:hint="cs"/>
+          <w:b/>
+          <w:bCs/>
+          <w:color w:val="1F1F1F"/>
+          <w:kern w:val="36"/>
+          <w:sz w:val="28"/>
+          <w:szCs w:val="28"/>
+          <w:rtl/>
+        </w:rPr>
+        <w:t>----------------------------------------------------------------------------------------</w:t>
+      </w:r>
+    </w:p>
+    <w:p>
+      <w:pPr>
+        <w:spacing w:after="0" w:line="240" w:lineRule="auto"/>
         <w:outlineLvl w:val="2"/>
         <w:rPr>
           <w:rFonts w:ascii="Arial" w:eastAsia="Times New Roman" w:hAnsi="Arial" w:cs="Arial"/>
@@ -177,15 +750,7 @@
         </w:rPr>
       </w:pPr>
       <w:r>
-        <w:t xml:space="preserve">pip install </w:t>
-      </w:r>
-      <w:proofErr w:type="spellStart"/>
-      <w:r>
-        <w:t>customtkinter</w:t>
-      </w:r>
-      <w:proofErr w:type="spellEnd"/>
-      <w:r>
-        <w:t xml:space="preserve"> psycopg2</w:t>
+        <w:t>pip install customtkinter psycopg2</w:t>
       </w:r>
       <w:r>
         <w:rPr>
@@ -649,7 +1214,7 @@
         <w:spacing w:after="0" w:line="240" w:lineRule="auto"/>
         <w:ind w:left="720"/>
         <w:rPr>
-          <w:rFonts w:ascii="Arial" w:eastAsia="Times New Roman" w:hAnsi="Arial" w:cs="Arial" w:hint="cs"/>
+          <w:rFonts w:ascii="Arial" w:eastAsia="Times New Roman" w:hAnsi="Arial" w:cs="Arial"/>
           <w:color w:val="1F1F1F"/>
           <w:sz w:val="24"/>
           <w:szCs w:val="24"/>
@@ -1059,7 +1624,6 @@
           <w:rtl/>
         </w:rPr>
       </w:pPr>
-      <w:proofErr w:type="spellStart"/>
       <w:r>
         <w:rPr>
           <w:rFonts w:ascii="Arial" w:eastAsia="Times New Roman" w:hAnsi="Arial" w:cs="Arial" w:hint="cs"/>
@@ -1071,21 +1635,18 @@
           <w:bdr w:val="none" w:sz="0" w:space="0" w:color="auto" w:frame="1"/>
           <w:rtl/>
         </w:rPr>
-        <w:t>רענון</w:t>
-      </w:r>
-      <w:proofErr w:type="spellEnd"/>
+        <w:lastRenderedPageBreak/>
+        <w:t>רענון:</w:t>
+      </w:r>
       <w:r>
         <w:rPr>
           <w:rFonts w:ascii="Arial" w:eastAsia="Times New Roman" w:hAnsi="Arial" w:cs="Arial" w:hint="cs"/>
-          <w:b/>
-          <w:bCs/>
-          <w:color w:val="1F1F1F"/>
-          <w:sz w:val="24"/>
-          <w:szCs w:val="24"/>
-          <w:bdr w:val="none" w:sz="0" w:space="0" w:color="auto" w:frame="1"/>
-          <w:rtl/>
-        </w:rPr>
-        <w:t>:</w:t>
+          <w:color w:val="1F1F1F"/>
+          <w:sz w:val="24"/>
+          <w:szCs w:val="24"/>
+          <w:rtl/>
+        </w:rPr>
+        <w:t xml:space="preserve"> תוספת לרענ</w:t>
       </w:r>
       <w:r>
         <w:rPr>
@@ -1095,9 +1656,8 @@
           <w:szCs w:val="24"/>
           <w:rtl/>
         </w:rPr>
-        <w:t xml:space="preserve"> תוספת </w:t>
-      </w:r>
-      <w:proofErr w:type="spellStart"/>
+        <w:t>ו</w:t>
+      </w:r>
       <w:r>
         <w:rPr>
           <w:rFonts w:ascii="Arial" w:eastAsia="Times New Roman" w:hAnsi="Arial" w:cs="Arial" w:hint="cs"/>
@@ -1106,40 +1666,7 @@
           <w:szCs w:val="24"/>
           <w:rtl/>
         </w:rPr>
-        <w:t>לרענ</w:t>
-      </w:r>
-      <w:proofErr w:type="spellEnd"/>
-      <w:r>
-        <w:rPr>
-          <w:rFonts w:ascii="Arial" w:eastAsia="Times New Roman" w:hAnsi="Arial" w:cs="Arial" w:hint="cs"/>
-          <w:color w:val="1F1F1F"/>
-          <w:sz w:val="24"/>
-          <w:szCs w:val="24"/>
-          <w:rtl/>
-        </w:rPr>
-        <w:t xml:space="preserve"> </w:t>
-      </w:r>
-      <w:proofErr w:type="spellStart"/>
-      <w:r>
-        <w:rPr>
-          <w:rFonts w:ascii="Arial" w:eastAsia="Times New Roman" w:hAnsi="Arial" w:cs="Arial" w:hint="cs"/>
-          <w:color w:val="1F1F1F"/>
-          <w:sz w:val="24"/>
-          <w:szCs w:val="24"/>
-          <w:rtl/>
-        </w:rPr>
-        <w:t>ון</w:t>
-      </w:r>
-      <w:proofErr w:type="spellEnd"/>
-      <w:r>
-        <w:rPr>
-          <w:rFonts w:ascii="Arial" w:eastAsia="Times New Roman" w:hAnsi="Arial" w:cs="Arial" w:hint="cs"/>
-          <w:color w:val="1F1F1F"/>
-          <w:sz w:val="24"/>
-          <w:szCs w:val="24"/>
-          <w:rtl/>
-        </w:rPr>
-        <w:t xml:space="preserve"> נתונים לא מעודכנים.</w:t>
+        <w:t>ן נתונים לא מעודכנים.</w:t>
       </w:r>
     </w:p>
     <w:p>
@@ -1453,7 +1980,6 @@
         </w:rPr>
         <w:t xml:space="preserve"> בכל הטבלאות כדי להציג שמות קריאים (למשל שם הנהג במקום </w:t>
       </w:r>
-      <w:proofErr w:type="spellStart"/>
       <w:r>
         <w:rPr>
           <w:rFonts w:ascii="Arial" w:eastAsia="Times New Roman" w:hAnsi="Arial" w:cs="Arial"/>
@@ -1463,7 +1989,6 @@
         </w:rPr>
         <w:t>DriverID</w:t>
       </w:r>
-      <w:proofErr w:type="spellEnd"/>
       <w:r>
         <w:rPr>
           <w:rFonts w:ascii="Arial" w:eastAsia="Times New Roman" w:hAnsi="Arial" w:cs="Arial"/>
@@ -2943,6 +3468,17 @@
     <w:basedOn w:val="a0"/>
     <w:rsid w:val="000503E4"/>
   </w:style>
+  <w:style w:type="paragraph" w:styleId="a7">
+    <w:name w:val="List Paragraph"/>
+    <w:basedOn w:val="a"/>
+    <w:uiPriority w:val="34"/>
+    <w:qFormat/>
+    <w:rsid w:val="00CB54CC"/>
+    <w:pPr>
+      <w:ind w:left="720"/>
+      <w:contextualSpacing/>
+    </w:pPr>
+  </w:style>
 </w:styles>
 </file>
 
